--- a/fanfic/ffn_upload/ch26.docx
+++ b/fanfic/ffn_upload/ch26.docx
@@ -32,7 +32,7 @@
         <w:pStyle w:val="BodyText"/>
       </w:pPr>
       <w:r>
-        <w:t xml:space="preserve">He had followed Padmé to get here. He had lain in the dark at 500 Republica with his eyes closed and listened to her dress without lighting a lamp, listened to the door sigh shut behind her at second hour, and he had counted to two hundred before he reached for his boots. Two lift cars behind her down the public shaft. Three transit carriages behind her on the Dovrin Line, the train rattling past the old platform under its cage of scaffolding — he had not looked at it — and then the lower terminal, and the crowds, and her plain grey cloak gone among a thousand others.</w:t>
+        <w:t xml:space="preserve">He had followed Padmé to get here. He had lain in the dark at 500 Republica with his eyes closed and heard her moving about the sitting room without lighting a lamp, listened to the door sigh shut behind her at second hour, and he had counted to two hundred before he reached for his boots. Two lift cars behind her down the public shaft. Three transit carriages behind her on the Dovrin Line, the train rattling past the old platform under its cage of scaffolding — he had not looked at it — and then the lower terminal, and the crowds, and her plain grey cloak gone among a thousand others.</w:t>
       </w:r>
     </w:p>
     <w:p>
@@ -82,7 +82,7 @@
         <w:pStyle w:val="BodyText"/>
       </w:pPr>
       <w:r>
-        <w:t xml:space="preserve">Black water an inch deep across the floor. A red hilt lying at the foot of the loading ramp, another one half-sunk beside a fallen crane hook — curved hilts, Ventress’s; he’d have known them in his sleep. Ventress herself, a few paces in from the south doors, a pale shape gone very still, staring at him. And in the middle of the floor, Ahsoka, a blue hilt that wasn’t hers cold in her hand and another, the pirate’s, on her belt, a fresh burn shining on her forearm. Standing over someone.</w:t>
+        <w:t xml:space="preserve">Black water an inch deep across the floor. A red hilt lying at the foot of the loading ramp, another one half-sunk beside a fallen crane hook — curved hilts, Ventress’s; he’d have known them in his sleep. Ventress herself, a few paces in from the south doors, a pale shape gone very still, staring at him. And in the middle of the floor, Ahsoka, the pirate’s blue hilt cold in her hand and another that wasn’t hers hooked on her belt, a fresh burn shining on her forearm. Standing over someone.</w:t>
       </w:r>
     </w:p>
     <w:p>
@@ -146,7 +146,7 @@
         <w:pStyle w:val="BodyText"/>
       </w:pPr>
       <w:r>
-        <w:t xml:space="preserve">And under all of it, the thing he could not get his mind around, the thing that kept turning over and showing him its other side: Dovrin. The stack tilting. The Gran mother with her child, the Ithorian clutching his ribs, the nosebleed, his fingers locking around nothing. He had held it, and she had stood on the catwalk and watched him hold it, and then she had walked away. And because he had held it, she had been free to walk. And because she had walked, Ahsoka had gone into the ice for five months with a grey collar around her neck.</w:t>
+        <w:t xml:space="preserve">And under all of it, the thing he could not get his mind around, the thing that kept turning over and showing him its other side: Dovrin. The stack tilting. The Gran mother with her child, the Ithorian clutching his ribs, the nosebleed, his fingers locking around nothing. He had held it, and she had stood on the catwalk and watched him hold it, and then she had walked away. And because he had held it, she had been free to walk. And because she had walked, Ahsoka had gone into the ice for four months with a grey collar around her neck.</w:t>
       </w:r>
     </w:p>
     <w:p>
@@ -353,7 +353,7 @@
           <w:iCs/>
           <w:i/>
         </w:rPr>
-        <w:t xml:space="preserve">Let her know exactly what it was like for the woman in the chair.</w:t>
+        <w:t xml:space="preserve">Let her know exactly what it was like for the woman on the bench.</w:t>
       </w:r>
     </w:p>
     <w:p>
@@ -369,7 +369,7 @@
         <w:pStyle w:val="BodyText"/>
       </w:pPr>
       <w:r>
-        <w:t xml:space="preserve">Somewhere above, high in the dark of the crane gantry, he felt Padmé — a bright spike of horror, so sharp and so close that for a heartbeat it nearly reached him. A small red light he hadn’t noticed up there winked out. He didn’t care. He didn’t care about anything.</w:t>
+        <w:t xml:space="preserve">Somewhere above, high in the dark of the crane gantry, he felt Padmé — a bright spike of horror, so sharp and so close that for a heartbeat it nearly reached him. Something moved up there in the dark of the gantry, a shape, a hand, and was gone. He didn’t care. He didn’t care about anything.</w:t>
       </w:r>
     </w:p>
     <w:p>
@@ -399,7 +399,7 @@
         <w:pStyle w:val="BodyText"/>
       </w:pPr>
       <w:r>
-        <w:t xml:space="preserve">She didn’t ignite anything. She dropped Barriss’s saber into the water at her feet and stepped between them with her hands open, so that his raised fist was pointed at her face, and she put her palm flat against his knuckles. He could feel the warmth of it through the glove, through the metal, which wasn’t possible.</w:t>
+        <w:t xml:space="preserve">She didn’t ignite anything. She jammed the pirate’s hilt onto her belt, tore Barriss’s free of it and let it fall into the water at her feet, and stepped between them with her hands open, so that his raised fist was pointed at her face, and she put her palm flat against his knuckles. He could feel the warmth of it through the glove, through the metal, which wasn’t possible.</w:t>
       </w:r>
     </w:p>
     <w:p>
@@ -765,7 +765,7 @@
         <w:pStyle w:val="BodyText"/>
       </w:pPr>
       <w:r>
-        <w:t xml:space="preserve">He didn’t answer her. High in the gantry, the little red light was still dark.</w:t>
+        <w:t xml:space="preserve">He didn’t answer her. High in the gantry, nothing moved.</w:t>
       </w:r>
     </w:p>
     <w:p>
@@ -1502,7 +1502,7 @@
         <w:t xml:space="preserve">“</w:t>
       </w:r>
       <w:r>
-        <w:t xml:space="preserve">Ahsoka Tano has spent five months in the ice,</w:t>
+        <w:t xml:space="preserve">Ahsoka Tano has spent four months in the ice,</w:t>
       </w:r>
       <w:r>
         <w:t xml:space="preserve">”</w:t>
@@ -1623,7 +1623,7 @@
         <w:pStyle w:val="BodyText"/>
       </w:pPr>
       <w:r>
-        <w:t xml:space="preserve">Fox looked at her for a long moment. Then he lifted one hand, and the rifles came down — not all the way, but down.</w:t>
+        <w:t xml:space="preserve">Fox’s visor stayed on her through two slow breaths. Then he lifted one hand, and the rifles came down — not all the way, but down.</w:t>
       </w:r>
     </w:p>
     <w:p>
@@ -1705,7 +1705,7 @@
         <w:pStyle w:val="BodyText"/>
       </w:pPr>
       <w:r>
-        <w:t xml:space="preserve">He looked up past her at the gantry, where the red light had gone out while his hand was closed. It was dark again now — dark for good, it seemed; there was nothing up there at all anymore, only the black skeleton of the crane against the black of the roof. Fox was already sending two troopers up the service stair to sweep it.</w:t>
+        <w:t xml:space="preserve">He looked up past her at the gantry, where something had moved while his hand was closed. Nothing moved there now; there was nothing up there at all anymore, only the black skeleton of the crane against the black of the roof. Fox was already sending two troopers up the service stair to sweep it.</w:t>
       </w:r>
     </w:p>
     <w:p>
@@ -1880,7 +1880,7 @@
         <w:pStyle w:val="BodyText"/>
       </w:pPr>
       <w:r>
-        <w:t xml:space="preserve">Detention level. Anakin’s stomach turned over. The same corridors. The same cells. Somewhere in that building there was an upper service passage with an auxiliary camera in it, and a room where Letta Turmond had died in a chair.</w:t>
+        <w:t xml:space="preserve">Detention level. Anakin’s stomach turned over. The same corridors. The same cells. Somewhere in that building there was a room where Letta Turmond had died against a wall, while Ahsoka stood three paces away and took the blame for it.</w:t>
       </w:r>
     </w:p>
     <w:p>
@@ -1940,7 +1940,7 @@
         <w:pStyle w:val="BodyText"/>
       </w:pPr>
       <w:r>
-        <w:t xml:space="preserve">Luminara stopped. She still held Barriss’s saber in both hands against her robe. Barriss looked at her for a long moment, and then said something Anakin couldn’t hear over the rain, and Luminara’s face did not move at all, and Barriss was walked away up the ramp of the farther gunship.</w:t>
+        <w:t xml:space="preserve">Luminara stopped. She still held Barriss’s saber in both hands against her robe. Barriss held her master’s eyes, and then said something Anakin couldn’t hear over the rain, and Luminara’s face did not move at all, and Barriss was walked away up the ramp of the farther gunship.</w:t>
       </w:r>
     </w:p>
     <w:p>
@@ -2097,7 +2097,7 @@
         <w:t xml:space="preserve">“</w:t>
       </w:r>
       <w:r>
-        <w:t xml:space="preserve">There’d be a Gran woman and her son under twenty stories of hab block,</w:t>
+        <w:t xml:space="preserve">There’d be a Gran woman and her child under twenty stories of hab block,</w:t>
       </w:r>
       <w:r>
         <w:t xml:space="preserve">”</w:t>
